--- a/งานปลื้ม/9.บทที่ 3 ออกแบบระบบ.docx
+++ b/งานปลื้ม/9.บทที่ 3 ออกแบบระบบ.docx
@@ -180,10 +180,10 @@
             <v:path o:extrusionok="f" gradientshapeok="t" o:connecttype="rect"/>
             <o:lock v:ext="edit" aspectratio="t"/>
           </v:shapetype>
-          <v:shape id="_x0000_i1025" type="#_x0000_t75" style="width:416.1pt;height:298.3pt" o:ole="">
+          <v:shape id="_x0000_i1025" type="#_x0000_t75" style="width:415.9pt;height:298.4pt" o:ole="">
             <v:imagedata r:id="rId5" o:title=""/>
           </v:shape>
-          <o:OLEObject Type="Embed" ProgID="Visio.Drawing.15" ShapeID="_x0000_i1025" DrawAspect="Content" ObjectID="_1713991090" r:id="rId6"/>
+          <o:OLEObject Type="Embed" ProgID="Visio.Drawing.15" ShapeID="_x0000_i1025" DrawAspect="Content" ObjectID="_1717700941" r:id="rId6"/>
         </w:object>
       </w:r>
     </w:p>
@@ -973,10 +973,10 @@
           <w:cs/>
         </w:rPr>
         <w:object w:dxaOrig="17925" w:dyaOrig="23100" w14:anchorId="313448C8">
-          <v:shape id="_x0000_i1026" type="#_x0000_t75" style="width:416.1pt;height:535.8pt" o:ole="">
+          <v:shape id="_x0000_i1026" type="#_x0000_t75" style="width:415.9pt;height:535.9pt" o:ole="">
             <v:imagedata r:id="rId7" o:title=""/>
           </v:shape>
-          <o:OLEObject Type="Embed" ProgID="Visio.Drawing.15" ShapeID="_x0000_i1026" DrawAspect="Content" ObjectID="_1713991091" r:id="rId8"/>
+          <o:OLEObject Type="Embed" ProgID="Visio.Drawing.15" ShapeID="_x0000_i1026" DrawAspect="Content" ObjectID="_1717700942" r:id="rId8"/>
         </w:object>
       </w:r>
     </w:p>
@@ -1896,10 +1896,10 @@
           <w:rFonts w:ascii="TH Sarabun New" w:hAnsi="TH Sarabun New" w:cs="TH Sarabun New"/>
         </w:rPr>
         <w:object w:dxaOrig="16636" w:dyaOrig="6241" w14:anchorId="3DD8EA9C">
-          <v:shape id="_x0000_i1027" type="#_x0000_t75" style="width:416.1pt;height:156.15pt" o:ole="">
+          <v:shape id="_x0000_i1027" type="#_x0000_t75" style="width:415.9pt;height:156.2pt" o:ole="">
             <v:imagedata r:id="rId9" o:title=""/>
           </v:shape>
-          <o:OLEObject Type="Embed" ProgID="Visio.Drawing.15" ShapeID="_x0000_i1027" DrawAspect="Content" ObjectID="_1713991092" r:id="rId10"/>
+          <o:OLEObject Type="Embed" ProgID="Visio.Drawing.15" ShapeID="_x0000_i1027" DrawAspect="Content" ObjectID="_1717700943" r:id="rId10"/>
         </w:object>
       </w:r>
     </w:p>
@@ -2535,10 +2535,10 @@
           <w:cs/>
         </w:rPr>
         <w:object w:dxaOrig="14415" w:dyaOrig="13875" w14:anchorId="45AD473A">
-          <v:shape id="_x0000_i1028" type="#_x0000_t75" style="width:415.15pt;height:401.15pt" o:ole="">
+          <v:shape id="_x0000_i1028" type="#_x0000_t75" style="width:415.15pt;height:400.85pt" o:ole="">
             <v:imagedata r:id="rId11" o:title=""/>
           </v:shape>
-          <o:OLEObject Type="Embed" ProgID="Visio.Drawing.15" ShapeID="_x0000_i1028" DrawAspect="Content" ObjectID="_1713991093" r:id="rId12"/>
+          <o:OLEObject Type="Embed" ProgID="Visio.Drawing.15" ShapeID="_x0000_i1028" DrawAspect="Content" ObjectID="_1717700944" r:id="rId12"/>
         </w:object>
       </w:r>
     </w:p>
@@ -3515,10 +3515,10 @@
           <w:rFonts w:ascii="TH Sarabun New" w:hAnsi="TH Sarabun New" w:cs="TH Sarabun New"/>
         </w:rPr>
         <w:object w:dxaOrig="15706" w:dyaOrig="7621" w14:anchorId="23924CC5">
-          <v:shape id="_x0000_i1029" type="#_x0000_t75" style="width:415.15pt;height:201.95pt" o:ole="">
+          <v:shape id="_x0000_i1029" type="#_x0000_t75" style="width:415.5pt;height:202.05pt" o:ole="">
             <v:imagedata r:id="rId13" o:title=""/>
           </v:shape>
-          <o:OLEObject Type="Embed" ProgID="Visio.Drawing.15" ShapeID="_x0000_i1029" DrawAspect="Content" ObjectID="_1713991094" r:id="rId14"/>
+          <o:OLEObject Type="Embed" ProgID="Visio.Drawing.15" ShapeID="_x0000_i1029" DrawAspect="Content" ObjectID="_1717700945" r:id="rId14"/>
         </w:object>
       </w:r>
     </w:p>
@@ -4067,10 +4067,10 @@
           <w:rFonts w:ascii="TH Sarabun New" w:hAnsi="TH Sarabun New" w:cs="TH Sarabun New"/>
         </w:rPr>
         <w:object w:dxaOrig="15975" w:dyaOrig="7050" w14:anchorId="3E97ED18">
-          <v:shape id="_x0000_i1030" type="#_x0000_t75" style="width:416.1pt;height:183.25pt" o:ole="">
+          <v:shape id="_x0000_i1030" type="#_x0000_t75" style="width:416.25pt;height:183.4pt" o:ole="">
             <v:imagedata r:id="rId15" o:title=""/>
           </v:shape>
-          <o:OLEObject Type="Embed" ProgID="Visio.Drawing.15" ShapeID="_x0000_i1030" DrawAspect="Content" ObjectID="_1713991095" r:id="rId16"/>
+          <o:OLEObject Type="Embed" ProgID="Visio.Drawing.15" ShapeID="_x0000_i1030" DrawAspect="Content" ObjectID="_1717700946" r:id="rId16"/>
         </w:object>
       </w:r>
     </w:p>
@@ -4780,10 +4780,10 @@
           <w:rFonts w:ascii="TH Sarabun New" w:hAnsi="TH Sarabun New" w:cs="TH Sarabun New"/>
         </w:rPr>
         <w:object w:dxaOrig="7080" w:dyaOrig="9045" w14:anchorId="656F8F27">
-          <v:shape id="_x0000_i1031" type="#_x0000_t75" style="width:354.4pt;height:451.65pt" o:ole="">
+          <v:shape id="_x0000_i1031" type="#_x0000_t75" style="width:354.25pt;height:451.7pt" o:ole="">
             <v:imagedata r:id="rId17" o:title=""/>
           </v:shape>
-          <o:OLEObject Type="Embed" ProgID="Visio.Drawing.15" ShapeID="_x0000_i1031" DrawAspect="Content" ObjectID="_1713991096" r:id="rId18"/>
+          <o:OLEObject Type="Embed" ProgID="Visio.Drawing.15" ShapeID="_x0000_i1031" DrawAspect="Content" ObjectID="_1717700947" r:id="rId18"/>
         </w:object>
       </w:r>
     </w:p>
@@ -5031,10 +5031,10 @@
           <w:cs/>
         </w:rPr>
         <w:object w:dxaOrig="21346" w:dyaOrig="16261" w14:anchorId="03D3B86B">
-          <v:shape id="_x0000_i1032" type="#_x0000_t75" style="width:415.15pt;height:316.05pt" o:ole="">
+          <v:shape id="_x0000_i1032" type="#_x0000_t75" style="width:415.15pt;height:316.3pt" o:ole="">
             <v:imagedata r:id="rId19" o:title=""/>
           </v:shape>
-          <o:OLEObject Type="Embed" ProgID="Visio.Drawing.15" ShapeID="_x0000_i1032" DrawAspect="Content" ObjectID="_1713991097" r:id="rId20"/>
+          <o:OLEObject Type="Embed" ProgID="Visio.Drawing.15" ShapeID="_x0000_i1032" DrawAspect="Content" ObjectID="_1717700948" r:id="rId20"/>
         </w:object>
       </w:r>
     </w:p>
@@ -5339,10 +5339,10 @@
           <w:rFonts w:ascii="TH Sarabun New" w:hAnsi="TH Sarabun New" w:cs="TH Sarabun New"/>
         </w:rPr>
         <w:object w:dxaOrig="17933" w:dyaOrig="11513" w14:anchorId="6C568DE7">
-          <v:shape id="_x0000_i1033" type="#_x0000_t75" style="width:416.1pt;height:267.45pt" o:ole="">
+          <v:shape id="_x0000_i1033" type="#_x0000_t75" style="width:415.9pt;height:267.6pt" o:ole="">
             <v:imagedata r:id="rId21" o:title=""/>
           </v:shape>
-          <o:OLEObject Type="Embed" ProgID="Visio.Drawing.15" ShapeID="_x0000_i1033" DrawAspect="Content" ObjectID="_1713991098" r:id="rId22"/>
+          <o:OLEObject Type="Embed" ProgID="Visio.Drawing.15" ShapeID="_x0000_i1033" DrawAspect="Content" ObjectID="_1717700949" r:id="rId22"/>
         </w:object>
       </w:r>
     </w:p>
@@ -5814,10 +5814,10 @@
           <w:cs/>
         </w:rPr>
         <w:object w:dxaOrig="11011" w:dyaOrig="19951" w14:anchorId="4F8EB720">
-          <v:shape id="_x0000_i1034" type="#_x0000_t75" style="width:364.7pt;height:570.4pt" o:ole="">
+          <v:shape id="_x0000_i1034" type="#_x0000_t75" style="width:364.3pt;height:570.65pt" o:ole="">
             <v:imagedata r:id="rId23" o:title=""/>
           </v:shape>
-          <o:OLEObject Type="Embed" ProgID="Visio.Drawing.15" ShapeID="_x0000_i1034" DrawAspect="Content" ObjectID="_1713991099" r:id="rId24"/>
+          <o:OLEObject Type="Embed" ProgID="Visio.Drawing.15" ShapeID="_x0000_i1034" DrawAspect="Content" ObjectID="_1717700950" r:id="rId24"/>
         </w:object>
       </w:r>
       <w:r>
@@ -6331,10 +6331,10 @@
           <w:rFonts w:ascii="TH Sarabun New" w:hAnsi="TH Sarabun New" w:cs="TH Sarabun New"/>
         </w:rPr>
         <w:object w:dxaOrig="13996" w:dyaOrig="24706" w14:anchorId="31142928">
-          <v:shape id="_x0000_i1035" type="#_x0000_t75" style="width:374.95pt;height:523.65pt" o:ole="">
+          <v:shape id="_x0000_i1035" type="#_x0000_t75" style="width:375.05pt;height:523.7pt" o:ole="">
             <v:imagedata r:id="rId25" o:title=""/>
           </v:shape>
-          <o:OLEObject Type="Embed" ProgID="Visio.Drawing.15" ShapeID="_x0000_i1035" DrawAspect="Content" ObjectID="_1713991100" r:id="rId26"/>
+          <o:OLEObject Type="Embed" ProgID="Visio.Drawing.15" ShapeID="_x0000_i1035" DrawAspect="Content" ObjectID="_1717700951" r:id="rId26"/>
         </w:object>
       </w:r>
     </w:p>
@@ -6534,10 +6534,10 @@
           <w:rFonts w:ascii="TH Sarabun New" w:hAnsi="TH Sarabun New" w:cs="TH Sarabun New"/>
         </w:rPr>
         <w:object w:dxaOrig="24091" w:dyaOrig="22020" w14:anchorId="6D7BB7E6">
-          <v:shape id="_x0000_i1036" type="#_x0000_t75" style="width:415.15pt;height:379.65pt" o:ole="">
+          <v:shape id="_x0000_i1036" type="#_x0000_t75" style="width:415.5pt;height:379.7pt" o:ole="">
             <v:imagedata r:id="rId27" o:title=""/>
           </v:shape>
-          <o:OLEObject Type="Embed" ProgID="Visio.Drawing.15" ShapeID="_x0000_i1036" DrawAspect="Content" ObjectID="_1713991101" r:id="rId28"/>
+          <o:OLEObject Type="Embed" ProgID="Visio.Drawing.15" ShapeID="_x0000_i1036" DrawAspect="Content" ObjectID="_1717700952" r:id="rId28"/>
         </w:object>
       </w:r>
     </w:p>
@@ -6921,10 +6921,10 @@
           <w:rFonts w:ascii="TH Sarabun New" w:hAnsi="TH Sarabun New" w:cs="TH Sarabun New"/>
         </w:rPr>
         <w:object w:dxaOrig="30886" w:dyaOrig="29266" w14:anchorId="3E4AE0A0">
-          <v:shape id="_x0000_i1037" type="#_x0000_t75" style="width:415.15pt;height:393.65pt" o:ole="">
+          <v:shape id="_x0000_i1037" type="#_x0000_t75" style="width:415.5pt;height:393.65pt" o:ole="">
             <v:imagedata r:id="rId29" o:title=""/>
           </v:shape>
-          <o:OLEObject Type="Embed" ProgID="Visio.Drawing.15" ShapeID="_x0000_i1037" DrawAspect="Content" ObjectID="_1713991102" r:id="rId30"/>
+          <o:OLEObject Type="Embed" ProgID="Visio.Drawing.15" ShapeID="_x0000_i1037" DrawAspect="Content" ObjectID="_1717700953" r:id="rId30"/>
         </w:object>
       </w:r>
     </w:p>
@@ -7261,7 +7261,25 @@
           <w:szCs w:val="32"/>
           <w:cs/>
         </w:rPr>
-        <w:t xml:space="preserve"> ข้อมูลสินค้า </w:t>
+        <w:t xml:space="preserve"> ข้อมูลสิน</w:t>
+      </w:r>
+      <w:r>
+        <w:rPr>
+          <w:rFonts w:ascii="TH Sarabun New" w:hAnsi="TH Sarabun New" w:cs="TH Sarabun New" w:hint="cs"/>
+          <w:sz w:val="32"/>
+          <w:szCs w:val="32"/>
+          <w:cs/>
+        </w:rPr>
+        <w:t>ค้า</w:t>
+      </w:r>
+      <w:r>
+        <w:rPr>
+          <w:rFonts w:ascii="TH Sarabun New" w:hAnsi="TH Sarabun New" w:cs="TH Sarabun New"/>
+          <w:sz w:val="32"/>
+          <w:szCs w:val="32"/>
+          <w:cs/>
+        </w:rPr>
+        <w:t xml:space="preserve"> </w:t>
       </w:r>
       <w:r>
         <w:rPr>
@@ -8576,17 +8594,17 @@
         <w:tblLook w:val="04A0" w:firstRow="1" w:lastRow="0" w:firstColumn="1" w:lastColumn="0" w:noHBand="0" w:noVBand="1"/>
       </w:tblPr>
       <w:tblGrid>
-        <w:gridCol w:w="1613"/>
-        <w:gridCol w:w="1315"/>
-        <w:gridCol w:w="1317"/>
-        <w:gridCol w:w="1489"/>
+        <w:gridCol w:w="1603"/>
+        <w:gridCol w:w="1301"/>
+        <w:gridCol w:w="1303"/>
+        <w:gridCol w:w="1551"/>
         <w:gridCol w:w="495"/>
-        <w:gridCol w:w="2046"/>
+        <w:gridCol w:w="2022"/>
       </w:tblGrid>
       <w:tr>
         <w:tc>
           <w:tcPr>
-            <w:tcW w:w="1617" w:type="dxa"/>
+            <w:tcW w:w="1613" w:type="dxa"/>
             <w:tcBorders>
               <w:top w:val="single" w:sz="4" w:space="0" w:color="auto"/>
               <w:left w:val="single" w:sz="4" w:space="0" w:color="auto"/>
@@ -8618,7 +8636,7 @@
         </w:tc>
         <w:tc>
           <w:tcPr>
-            <w:tcW w:w="1320" w:type="dxa"/>
+            <w:tcW w:w="1315" w:type="dxa"/>
             <w:tcBorders>
               <w:top w:val="single" w:sz="4" w:space="0" w:color="auto"/>
               <w:left w:val="single" w:sz="4" w:space="0" w:color="auto"/>
@@ -8651,7 +8669,7 @@
         </w:tc>
         <w:tc>
           <w:tcPr>
-            <w:tcW w:w="1322" w:type="dxa"/>
+            <w:tcW w:w="1317" w:type="dxa"/>
             <w:tcBorders>
               <w:top w:val="single" w:sz="4" w:space="0" w:color="auto"/>
               <w:left w:val="single" w:sz="4" w:space="0" w:color="auto"/>
@@ -8684,7 +8702,7 @@
         </w:tc>
         <w:tc>
           <w:tcPr>
-            <w:tcW w:w="1492" w:type="dxa"/>
+            <w:tcW w:w="1562" w:type="dxa"/>
             <w:tcBorders>
               <w:top w:val="single" w:sz="4" w:space="0" w:color="auto"/>
               <w:left w:val="single" w:sz="4" w:space="0" w:color="auto"/>
@@ -8717,7 +8735,7 @@
         </w:tc>
         <w:tc>
           <w:tcPr>
-            <w:tcW w:w="469" w:type="dxa"/>
+            <w:tcW w:w="422" w:type="dxa"/>
             <w:tcBorders>
               <w:top w:val="single" w:sz="4" w:space="0" w:color="auto"/>
               <w:left w:val="single" w:sz="4" w:space="0" w:color="auto"/>
@@ -8749,7 +8767,7 @@
         </w:tc>
         <w:tc>
           <w:tcPr>
-            <w:tcW w:w="2055" w:type="dxa"/>
+            <w:tcW w:w="2046" w:type="dxa"/>
             <w:tcBorders>
               <w:top w:val="single" w:sz="4" w:space="0" w:color="auto"/>
               <w:left w:val="single" w:sz="4" w:space="0" w:color="auto"/>
@@ -8783,7 +8801,7 @@
       <w:tr>
         <w:tc>
           <w:tcPr>
-            <w:tcW w:w="1617" w:type="dxa"/>
+            <w:tcW w:w="1613" w:type="dxa"/>
             <w:tcBorders>
               <w:top w:val="single" w:sz="4" w:space="0" w:color="auto"/>
               <w:left w:val="single" w:sz="4" w:space="0" w:color="auto"/>
@@ -8816,7 +8834,7 @@
         </w:tc>
         <w:tc>
           <w:tcPr>
-            <w:tcW w:w="1320" w:type="dxa"/>
+            <w:tcW w:w="1315" w:type="dxa"/>
             <w:tcBorders>
               <w:top w:val="single" w:sz="4" w:space="0" w:color="auto"/>
               <w:left w:val="single" w:sz="4" w:space="0" w:color="auto"/>
@@ -8847,7 +8865,7 @@
         </w:tc>
         <w:tc>
           <w:tcPr>
-            <w:tcW w:w="1322" w:type="dxa"/>
+            <w:tcW w:w="1317" w:type="dxa"/>
             <w:tcBorders>
               <w:top w:val="single" w:sz="4" w:space="0" w:color="auto"/>
               <w:left w:val="single" w:sz="4" w:space="0" w:color="auto"/>
@@ -8880,7 +8898,7 @@
         </w:tc>
         <w:tc>
           <w:tcPr>
-            <w:tcW w:w="1492" w:type="dxa"/>
+            <w:tcW w:w="1562" w:type="dxa"/>
             <w:tcBorders>
               <w:top w:val="single" w:sz="4" w:space="0" w:color="auto"/>
               <w:left w:val="single" w:sz="4" w:space="0" w:color="auto"/>
@@ -8912,7 +8930,7 @@
         </w:tc>
         <w:tc>
           <w:tcPr>
-            <w:tcW w:w="469" w:type="dxa"/>
+            <w:tcW w:w="422" w:type="dxa"/>
             <w:tcBorders>
               <w:top w:val="single" w:sz="4" w:space="0" w:color="auto"/>
               <w:left w:val="single" w:sz="4" w:space="0" w:color="auto"/>
@@ -8944,7 +8962,7 @@
         </w:tc>
         <w:tc>
           <w:tcPr>
-            <w:tcW w:w="2055" w:type="dxa"/>
+            <w:tcW w:w="2046" w:type="dxa"/>
             <w:tcBorders>
               <w:top w:val="single" w:sz="4" w:space="0" w:color="auto"/>
               <w:left w:val="single" w:sz="4" w:space="0" w:color="auto"/>
@@ -8969,7 +8987,7 @@
       <w:tr>
         <w:tc>
           <w:tcPr>
-            <w:tcW w:w="1617" w:type="dxa"/>
+            <w:tcW w:w="1613" w:type="dxa"/>
             <w:tcBorders>
               <w:top w:val="single" w:sz="4" w:space="0" w:color="auto"/>
               <w:left w:val="single" w:sz="4" w:space="0" w:color="auto"/>
@@ -9002,7 +9020,7 @@
         </w:tc>
         <w:tc>
           <w:tcPr>
-            <w:tcW w:w="1320" w:type="dxa"/>
+            <w:tcW w:w="1315" w:type="dxa"/>
             <w:tcBorders>
               <w:top w:val="single" w:sz="4" w:space="0" w:color="auto"/>
               <w:left w:val="single" w:sz="4" w:space="0" w:color="auto"/>
@@ -9033,7 +9051,7 @@
         </w:tc>
         <w:tc>
           <w:tcPr>
-            <w:tcW w:w="1322" w:type="dxa"/>
+            <w:tcW w:w="1317" w:type="dxa"/>
             <w:tcBorders>
               <w:top w:val="single" w:sz="4" w:space="0" w:color="auto"/>
               <w:left w:val="single" w:sz="4" w:space="0" w:color="auto"/>
@@ -9064,7 +9082,7 @@
         </w:tc>
         <w:tc>
           <w:tcPr>
-            <w:tcW w:w="1492" w:type="dxa"/>
+            <w:tcW w:w="1562" w:type="dxa"/>
             <w:tcBorders>
               <w:top w:val="single" w:sz="4" w:space="0" w:color="auto"/>
               <w:left w:val="single" w:sz="4" w:space="0" w:color="auto"/>
@@ -9097,7 +9115,7 @@
         </w:tc>
         <w:tc>
           <w:tcPr>
-            <w:tcW w:w="469" w:type="dxa"/>
+            <w:tcW w:w="422" w:type="dxa"/>
             <w:tcBorders>
               <w:top w:val="single" w:sz="4" w:space="0" w:color="auto"/>
               <w:left w:val="single" w:sz="4" w:space="0" w:color="auto"/>
@@ -9120,7 +9138,7 @@
         </w:tc>
         <w:tc>
           <w:tcPr>
-            <w:tcW w:w="2055" w:type="dxa"/>
+            <w:tcW w:w="2046" w:type="dxa"/>
             <w:tcBorders>
               <w:top w:val="single" w:sz="4" w:space="0" w:color="auto"/>
               <w:left w:val="single" w:sz="4" w:space="0" w:color="auto"/>
@@ -9144,7 +9162,7 @@
       <w:tr>
         <w:tc>
           <w:tcPr>
-            <w:tcW w:w="1617" w:type="dxa"/>
+            <w:tcW w:w="1613" w:type="dxa"/>
             <w:tcBorders>
               <w:top w:val="single" w:sz="4" w:space="0" w:color="auto"/>
               <w:left w:val="single" w:sz="4" w:space="0" w:color="auto"/>
@@ -9177,7 +9195,7 @@
         </w:tc>
         <w:tc>
           <w:tcPr>
-            <w:tcW w:w="1320" w:type="dxa"/>
+            <w:tcW w:w="1315" w:type="dxa"/>
             <w:tcBorders>
               <w:top w:val="single" w:sz="4" w:space="0" w:color="auto"/>
               <w:left w:val="single" w:sz="4" w:space="0" w:color="auto"/>
@@ -9209,7 +9227,7 @@
         </w:tc>
         <w:tc>
           <w:tcPr>
-            <w:tcW w:w="1322" w:type="dxa"/>
+            <w:tcW w:w="1317" w:type="dxa"/>
             <w:tcBorders>
               <w:top w:val="single" w:sz="4" w:space="0" w:color="auto"/>
               <w:left w:val="single" w:sz="4" w:space="0" w:color="auto"/>
@@ -9240,7 +9258,7 @@
         </w:tc>
         <w:tc>
           <w:tcPr>
-            <w:tcW w:w="1492" w:type="dxa"/>
+            <w:tcW w:w="1562" w:type="dxa"/>
             <w:tcBorders>
               <w:top w:val="single" w:sz="4" w:space="0" w:color="auto"/>
               <w:left w:val="single" w:sz="4" w:space="0" w:color="auto"/>
@@ -9273,7 +9291,7 @@
         </w:tc>
         <w:tc>
           <w:tcPr>
-            <w:tcW w:w="469" w:type="dxa"/>
+            <w:tcW w:w="422" w:type="dxa"/>
             <w:tcBorders>
               <w:top w:val="single" w:sz="4" w:space="0" w:color="auto"/>
               <w:left w:val="single" w:sz="4" w:space="0" w:color="auto"/>
@@ -9296,7 +9314,7 @@
         </w:tc>
         <w:tc>
           <w:tcPr>
-            <w:tcW w:w="2055" w:type="dxa"/>
+            <w:tcW w:w="2046" w:type="dxa"/>
             <w:tcBorders>
               <w:top w:val="single" w:sz="4" w:space="0" w:color="auto"/>
               <w:left w:val="single" w:sz="4" w:space="0" w:color="auto"/>
@@ -9320,7 +9338,7 @@
       <w:tr>
         <w:tc>
           <w:tcPr>
-            <w:tcW w:w="1617" w:type="dxa"/>
+            <w:tcW w:w="1613" w:type="dxa"/>
             <w:tcBorders>
               <w:top w:val="single" w:sz="4" w:space="0" w:color="auto"/>
               <w:left w:val="single" w:sz="4" w:space="0" w:color="auto"/>
@@ -9352,7 +9370,7 @@
         </w:tc>
         <w:tc>
           <w:tcPr>
-            <w:tcW w:w="1320" w:type="dxa"/>
+            <w:tcW w:w="1315" w:type="dxa"/>
             <w:tcBorders>
               <w:top w:val="single" w:sz="4" w:space="0" w:color="auto"/>
               <w:left w:val="single" w:sz="4" w:space="0" w:color="auto"/>
@@ -9382,7 +9400,7 @@
         </w:tc>
         <w:tc>
           <w:tcPr>
-            <w:tcW w:w="1322" w:type="dxa"/>
+            <w:tcW w:w="1317" w:type="dxa"/>
             <w:tcBorders>
               <w:top w:val="single" w:sz="4" w:space="0" w:color="auto"/>
               <w:left w:val="single" w:sz="4" w:space="0" w:color="auto"/>
@@ -9412,7 +9430,7 @@
         </w:tc>
         <w:tc>
           <w:tcPr>
-            <w:tcW w:w="1492" w:type="dxa"/>
+            <w:tcW w:w="1562" w:type="dxa"/>
             <w:tcBorders>
               <w:top w:val="single" w:sz="4" w:space="0" w:color="auto"/>
               <w:left w:val="single" w:sz="4" w:space="0" w:color="auto"/>
@@ -9444,7 +9462,7 @@
         </w:tc>
         <w:tc>
           <w:tcPr>
-            <w:tcW w:w="469" w:type="dxa"/>
+            <w:tcW w:w="422" w:type="dxa"/>
             <w:tcBorders>
               <w:top w:val="single" w:sz="4" w:space="0" w:color="auto"/>
               <w:left w:val="single" w:sz="4" w:space="0" w:color="auto"/>
@@ -9467,7 +9485,7 @@
         </w:tc>
         <w:tc>
           <w:tcPr>
-            <w:tcW w:w="2055" w:type="dxa"/>
+            <w:tcW w:w="2046" w:type="dxa"/>
             <w:tcBorders>
               <w:top w:val="single" w:sz="4" w:space="0" w:color="auto"/>
               <w:left w:val="single" w:sz="4" w:space="0" w:color="auto"/>
@@ -9491,7 +9509,7 @@
       <w:tr>
         <w:tc>
           <w:tcPr>
-            <w:tcW w:w="1617" w:type="dxa"/>
+            <w:tcW w:w="1613" w:type="dxa"/>
             <w:tcBorders>
               <w:top w:val="single" w:sz="4" w:space="0" w:color="auto"/>
               <w:left w:val="single" w:sz="4" w:space="0" w:color="auto"/>
@@ -9523,7 +9541,7 @@
         </w:tc>
         <w:tc>
           <w:tcPr>
-            <w:tcW w:w="1320" w:type="dxa"/>
+            <w:tcW w:w="1315" w:type="dxa"/>
             <w:tcBorders>
               <w:top w:val="single" w:sz="4" w:space="0" w:color="auto"/>
               <w:left w:val="single" w:sz="4" w:space="0" w:color="auto"/>
@@ -9553,7 +9571,7 @@
         </w:tc>
         <w:tc>
           <w:tcPr>
-            <w:tcW w:w="1322" w:type="dxa"/>
+            <w:tcW w:w="1317" w:type="dxa"/>
             <w:tcBorders>
               <w:top w:val="single" w:sz="4" w:space="0" w:color="auto"/>
               <w:left w:val="single" w:sz="4" w:space="0" w:color="auto"/>
@@ -9583,7 +9601,7 @@
         </w:tc>
         <w:tc>
           <w:tcPr>
-            <w:tcW w:w="1492" w:type="dxa"/>
+            <w:tcW w:w="1562" w:type="dxa"/>
             <w:tcBorders>
               <w:top w:val="single" w:sz="4" w:space="0" w:color="auto"/>
               <w:left w:val="single" w:sz="4" w:space="0" w:color="auto"/>
@@ -9615,7 +9633,7 @@
         </w:tc>
         <w:tc>
           <w:tcPr>
-            <w:tcW w:w="469" w:type="dxa"/>
+            <w:tcW w:w="422" w:type="dxa"/>
             <w:tcBorders>
               <w:top w:val="single" w:sz="4" w:space="0" w:color="auto"/>
               <w:left w:val="single" w:sz="4" w:space="0" w:color="auto"/>
@@ -9638,7 +9656,7 @@
         </w:tc>
         <w:tc>
           <w:tcPr>
-            <w:tcW w:w="2055" w:type="dxa"/>
+            <w:tcW w:w="2046" w:type="dxa"/>
             <w:tcBorders>
               <w:top w:val="single" w:sz="4" w:space="0" w:color="auto"/>
               <w:left w:val="single" w:sz="4" w:space="0" w:color="auto"/>
@@ -9662,7 +9680,7 @@
       <w:tr>
         <w:tc>
           <w:tcPr>
-            <w:tcW w:w="1617" w:type="dxa"/>
+            <w:tcW w:w="1613" w:type="dxa"/>
             <w:tcBorders>
               <w:top w:val="single" w:sz="4" w:space="0" w:color="auto"/>
               <w:left w:val="single" w:sz="4" w:space="0" w:color="auto"/>
@@ -9695,7 +9713,7 @@
         </w:tc>
         <w:tc>
           <w:tcPr>
-            <w:tcW w:w="1320" w:type="dxa"/>
+            <w:tcW w:w="1315" w:type="dxa"/>
             <w:tcBorders>
               <w:top w:val="single" w:sz="4" w:space="0" w:color="auto"/>
               <w:left w:val="single" w:sz="4" w:space="0" w:color="auto"/>
@@ -9726,7 +9744,7 @@
         </w:tc>
         <w:tc>
           <w:tcPr>
-            <w:tcW w:w="1322" w:type="dxa"/>
+            <w:tcW w:w="1317" w:type="dxa"/>
             <w:tcBorders>
               <w:top w:val="single" w:sz="4" w:space="0" w:color="auto"/>
               <w:left w:val="single" w:sz="4" w:space="0" w:color="auto"/>
@@ -9757,7 +9775,7 @@
         </w:tc>
         <w:tc>
           <w:tcPr>
-            <w:tcW w:w="1492" w:type="dxa"/>
+            <w:tcW w:w="1562" w:type="dxa"/>
             <w:tcBorders>
               <w:top w:val="single" w:sz="4" w:space="0" w:color="auto"/>
               <w:left w:val="single" w:sz="4" w:space="0" w:color="auto"/>
@@ -9789,7 +9807,7 @@
         </w:tc>
         <w:tc>
           <w:tcPr>
-            <w:tcW w:w="469" w:type="dxa"/>
+            <w:tcW w:w="422" w:type="dxa"/>
             <w:tcBorders>
               <w:top w:val="single" w:sz="4" w:space="0" w:color="auto"/>
               <w:left w:val="single" w:sz="4" w:space="0" w:color="auto"/>
@@ -9812,7 +9830,7 @@
         </w:tc>
         <w:tc>
           <w:tcPr>
-            <w:tcW w:w="2055" w:type="dxa"/>
+            <w:tcW w:w="2046" w:type="dxa"/>
             <w:tcBorders>
               <w:top w:val="single" w:sz="4" w:space="0" w:color="auto"/>
               <w:left w:val="single" w:sz="4" w:space="0" w:color="auto"/>
@@ -9836,7 +9854,7 @@
       <w:tr>
         <w:tc>
           <w:tcPr>
-            <w:tcW w:w="1617" w:type="dxa"/>
+            <w:tcW w:w="1613" w:type="dxa"/>
             <w:tcBorders>
               <w:top w:val="single" w:sz="4" w:space="0" w:color="auto"/>
               <w:left w:val="single" w:sz="4" w:space="0" w:color="auto"/>
@@ -9870,7 +9888,7 @@
         </w:tc>
         <w:tc>
           <w:tcPr>
-            <w:tcW w:w="1320" w:type="dxa"/>
+            <w:tcW w:w="1315" w:type="dxa"/>
             <w:tcBorders>
               <w:top w:val="single" w:sz="4" w:space="0" w:color="auto"/>
               <w:left w:val="single" w:sz="4" w:space="0" w:color="auto"/>
@@ -9901,7 +9919,7 @@
         </w:tc>
         <w:tc>
           <w:tcPr>
-            <w:tcW w:w="1322" w:type="dxa"/>
+            <w:tcW w:w="1317" w:type="dxa"/>
             <w:tcBorders>
               <w:top w:val="single" w:sz="4" w:space="0" w:color="auto"/>
               <w:left w:val="single" w:sz="4" w:space="0" w:color="auto"/>
@@ -9932,7 +9950,7 @@
         </w:tc>
         <w:tc>
           <w:tcPr>
-            <w:tcW w:w="1492" w:type="dxa"/>
+            <w:tcW w:w="1562" w:type="dxa"/>
             <w:tcBorders>
               <w:top w:val="single" w:sz="4" w:space="0" w:color="auto"/>
               <w:left w:val="single" w:sz="4" w:space="0" w:color="auto"/>
@@ -9964,7 +9982,7 @@
         </w:tc>
         <w:tc>
           <w:tcPr>
-            <w:tcW w:w="469" w:type="dxa"/>
+            <w:tcW w:w="422" w:type="dxa"/>
             <w:tcBorders>
               <w:top w:val="single" w:sz="4" w:space="0" w:color="auto"/>
               <w:left w:val="single" w:sz="4" w:space="0" w:color="auto"/>
@@ -9996,7 +10014,7 @@
         </w:tc>
         <w:tc>
           <w:tcPr>
-            <w:tcW w:w="2055" w:type="dxa"/>
+            <w:tcW w:w="2046" w:type="dxa"/>
             <w:tcBorders>
               <w:top w:val="single" w:sz="4" w:space="0" w:color="auto"/>
               <w:left w:val="single" w:sz="4" w:space="0" w:color="auto"/>
@@ -19905,6 +19923,15 @@
           <w:szCs w:val="32"/>
         </w:rPr>
       </w:pPr>
+      <w:r>
+        <w:rPr>
+          <w:rFonts w:ascii="TH Sarabun New" w:hAnsi="TH Sarabun New" w:cs="TH Sarabun New" w:hint="cs"/>
+          <w:sz w:val="32"/>
+          <w:szCs w:val="32"/>
+          <w:cs/>
+        </w:rPr>
+        <w:t xml:space="preserve">             </w:t>
+      </w:r>
     </w:p>
     <w:p>
       <w:pPr>
@@ -19913,7 +19940,7 @@
         <w:contextualSpacing/>
         <w:jc w:val="center"/>
         <w:rPr>
-          <w:rFonts w:ascii="TH Sarabun New" w:hAnsi="TH Sarabun New" w:cs="TH Sarabun New"/>
+          <w:rFonts w:ascii="TH Sarabun New" w:hAnsi="TH Sarabun New" w:cs="TH Sarabun New" w:hint="cs"/>
           <w:sz w:val="32"/>
           <w:szCs w:val="32"/>
         </w:rPr>
@@ -19927,13 +19954,35 @@
           <w:szCs w:val="32"/>
           <w:cs/>
         </w:rPr>
-        <w:t>รูปที่ 3.</w:t>
+        <w:t xml:space="preserve">รูปที่ </w:t>
       </w:r>
       <w:r>
         <w:rPr>
           <w:rFonts w:ascii="TH Sarabun New" w:hAnsi="TH Sarabun New" w:cs="TH Sarabun New"/>
           <w:b/>
           <w:bCs/>
+          <w:sz w:val="38"/>
+          <w:szCs w:val="38"/>
+          <w:cs/>
+        </w:rPr>
+        <w:t>3</w:t>
+      </w:r>
+      <w:r>
+        <w:rPr>
+          <w:rFonts w:ascii="TH Sarabun New" w:hAnsi="TH Sarabun New" w:cs="TH Sarabun New"/>
+          <w:b/>
+          <w:bCs/>
+          <w:sz w:val="32"/>
+          <w:szCs w:val="32"/>
+          <w:cs/>
+        </w:rPr>
+        <w:t>.</w:t>
+      </w:r>
+      <w:r>
+        <w:rPr>
+          <w:rFonts w:ascii="TH Sarabun New" w:hAnsi="TH Sarabun New" w:cs="TH Sarabun New"/>
+          <w:b/>
+          <w:bCs/>
           <w:sz w:val="32"/>
           <w:szCs w:val="32"/>
         </w:rPr>
@@ -19942,35 +19991,21 @@
       <w:r>
         <w:rPr>
           <w:rFonts w:ascii="TH Sarabun New" w:hAnsi="TH Sarabun New" w:cs="TH Sarabun New"/>
-          <w:sz w:val="32"/>
-          <w:szCs w:val="32"/>
-          <w:cs/>
-        </w:rPr>
-        <w:t xml:space="preserve"> หน้าจอรายการสั่งซื้อสินค้า</w:t>
-      </w:r>
-    </w:p>
-    <w:p>
-      <w:pPr>
-        <w:spacing w:after="0" w:line="240" w:lineRule="auto"/>
-        <w:ind w:firstLine="360"/>
-        <w:contextualSpacing/>
-        <w:jc w:val="center"/>
-        <w:rPr>
-          <w:rFonts w:ascii="TH Sarabun New" w:hAnsi="TH Sarabun New" w:cs="TH Sarabun New"/>
-          <w:sz w:val="32"/>
-          <w:szCs w:val="32"/>
-        </w:rPr>
-      </w:pPr>
-    </w:p>
-    <w:p>
-      <w:pPr>
-        <w:spacing w:line="240" w:lineRule="auto"/>
-        <w:rPr>
-          <w:rFonts w:ascii="TH Sarabun New" w:hAnsi="TH Sarabun New" w:cs="TH Sarabun New"/>
-          <w:sz w:val="32"/>
-          <w:szCs w:val="32"/>
-        </w:rPr>
-      </w:pPr>
+          <w:sz w:val="34"/>
+          <w:szCs w:val="34"/>
+          <w:cs/>
+        </w:rPr>
+        <w:t xml:space="preserve"> </w:t>
+      </w:r>
+      <w:r>
+        <w:rPr>
+          <w:rFonts w:ascii="TH Sarabun New" w:hAnsi="TH Sarabun New" w:cs="TH Sarabun New"/>
+          <w:sz w:val="32"/>
+          <w:szCs w:val="32"/>
+          <w:cs/>
+        </w:rPr>
+        <w:t>หน้าจอรายการสั่งซื้อสินค้า</w:t>
+      </w:r>
     </w:p>
     <w:p>
       <w:pPr>
@@ -20521,7 +20556,6 @@
           <w:szCs w:val="32"/>
           <w:cs/>
         </w:rPr>
-        <w:lastRenderedPageBreak/>
         <w:t>3.8</w:t>
       </w:r>
       <w:r>
